--- a/WebContent/docx/肺癌60基因报告-上海肺科.docx
+++ b/WebContent/docx/肺癌60基因报告-上海肺科.docx
@@ -222,7 +222,9 @@
           <w:p>
             <w:pPr>
               <w:rPr>
-                <w:sz w:val="24"/>
+                <w:rFonts w:hint="default" w:eastAsia="宋体"/>
+                <w:sz w:val="24"/>
+                <w:lang w:val="en-US" w:eastAsia="zh-CN"/>
               </w:rPr>
             </w:pPr>
             <w:r>
@@ -235,6 +237,26 @@
             </w:r>
             <w:bookmarkStart w:id="0" w:name="_Hlk72935548"/>
             <w:bookmarkEnd w:id="0"/>
+            <w:r>
+              <w:rPr>
+                <w:rFonts w:hint="eastAsia" w:ascii="宋体" w:hAnsi="宋体"/>
+                <w:b/>
+                <w:sz w:val="24"/>
+                <w:lang w:val="en-US" w:eastAsia="zh-CN"/>
+              </w:rPr>
+              <w:t>{{shanghaifeike</w:t>
+            </w:r>
+            <w:bookmarkStart w:id="2" w:name="_GoBack"/>
+            <w:bookmarkEnd w:id="2"/>
+            <w:r>
+              <w:rPr>
+                <w:rFonts w:hint="eastAsia" w:ascii="宋体" w:hAnsi="宋体"/>
+                <w:b/>
+                <w:sz w:val="24"/>
+                <w:lang w:val="en-US" w:eastAsia="zh-CN"/>
+              </w:rPr>
+              <w:t>_id}}</w:t>
+            </w:r>
           </w:p>
         </w:tc>
       </w:tr>
@@ -859,8 +881,6 @@
         </w:rPr>
         <w:t xml:space="preserve">   5</w:t>
       </w:r>
-      <w:bookmarkStart w:id="2" w:name="_GoBack"/>
-      <w:bookmarkEnd w:id="2"/>
       <w:r>
         <w:rPr>
           <w:rFonts w:hint="eastAsia"/>

--- a/WebContent/docx/肺癌60基因报告-上海肺科.docx
+++ b/WebContent/docx/肺癌60基因报告-上海肺科.docx
@@ -222,9 +222,7 @@
           <w:p>
             <w:pPr>
               <w:rPr>
-                <w:rFonts w:hint="default" w:eastAsia="宋体"/>
-                <w:sz w:val="24"/>
-                <w:lang w:val="en-US" w:eastAsia="zh-CN"/>
+                <w:sz w:val="24"/>
               </w:rPr>
             </w:pPr>
             <w:r>
@@ -237,26 +235,6 @@
             </w:r>
             <w:bookmarkStart w:id="0" w:name="_Hlk72935548"/>
             <w:bookmarkEnd w:id="0"/>
-            <w:r>
-              <w:rPr>
-                <w:rFonts w:hint="eastAsia" w:ascii="宋体" w:hAnsi="宋体"/>
-                <w:b/>
-                <w:sz w:val="24"/>
-                <w:lang w:val="en-US" w:eastAsia="zh-CN"/>
-              </w:rPr>
-              <w:t>{{shanghaifeike</w:t>
-            </w:r>
-            <w:bookmarkStart w:id="2" w:name="_GoBack"/>
-            <w:bookmarkEnd w:id="2"/>
-            <w:r>
-              <w:rPr>
-                <w:rFonts w:hint="eastAsia" w:ascii="宋体" w:hAnsi="宋体"/>
-                <w:b/>
-                <w:sz w:val="24"/>
-                <w:lang w:val="en-US" w:eastAsia="zh-CN"/>
-              </w:rPr>
-              <w:t>_id}}</w:t>
-            </w:r>
           </w:p>
         </w:tc>
       </w:tr>
@@ -1063,12 +1041,6 @@
             <w:insideH w:val="single" w:color="auto" w:sz="4" w:space="0"/>
             <w:insideV w:val="single" w:color="auto" w:sz="4" w:space="0"/>
           </w:tblBorders>
-          <w:tblCellMar>
-            <w:top w:w="0" w:type="dxa"/>
-            <w:left w:w="108" w:type="dxa"/>
-            <w:bottom w:w="0" w:type="dxa"/>
-            <w:right w:w="108" w:type="dxa"/>
-          </w:tblCellMar>
         </w:tblPrEx>
         <w:trPr>
           <w:trHeight w:val="709" w:hRule="atLeast"/>
@@ -2111,80 +2083,11 @@
     <w:p>
       <w:pPr>
         <w:rPr>
-          <w:rFonts w:ascii="宋体" w:hAnsi="宋体"/>
+          <w:rFonts w:hint="eastAsia" w:ascii="宋体" w:hAnsi="宋体"/>
           <w:bCs/>
           <w:sz w:val="24"/>
         </w:rPr>
       </w:pPr>
-      <w:r>
-        <w:rPr>
-          <w:rFonts w:hint="eastAsia" w:ascii="宋体" w:hAnsi="宋体"/>
-          <w:bCs/>
-          <w:sz w:val="24"/>
-          <w:lang w:val="en-US" w:eastAsia="zh-CN"/>
-        </w:rPr>
-        <w:t xml:space="preserve">{%if </w:t>
-      </w:r>
-      <w:r>
-        <w:rPr>
-          <w:rFonts w:ascii="宋体" w:hAnsi="宋体" w:eastAsia="宋体" w:cs="宋体"/>
-          <w:sz w:val="24"/>
-          <w:szCs w:val="24"/>
-        </w:rPr>
-        <w:t>shanghaifeike_tips_1</w:t>
-      </w:r>
-      <w:r>
-        <w:rPr>
-          <w:rFonts w:hint="eastAsia" w:ascii="宋体" w:hAnsi="宋体" w:cs="宋体"/>
-          <w:sz w:val="24"/>
-          <w:szCs w:val="24"/>
-          <w:lang w:val="en-US" w:eastAsia="zh-CN"/>
-        </w:rPr>
-        <w:t xml:space="preserve"> or </w:t>
-      </w:r>
-      <w:r>
-        <w:rPr>
-          <w:rFonts w:ascii="宋体" w:hAnsi="宋体" w:eastAsia="宋体" w:cs="宋体"/>
-          <w:sz w:val="24"/>
-          <w:szCs w:val="24"/>
-        </w:rPr>
-        <w:t>shanghaifeike_tips_</w:t>
-      </w:r>
-      <w:r>
-        <w:rPr>
-          <w:rFonts w:hint="eastAsia" w:ascii="宋体" w:hAnsi="宋体" w:cs="宋体"/>
-          <w:sz w:val="24"/>
-          <w:szCs w:val="24"/>
-          <w:lang w:val="en-US" w:eastAsia="zh-CN"/>
-        </w:rPr>
-        <w:t xml:space="preserve">2 or </w:t>
-      </w:r>
-      <w:r>
-        <w:rPr>
-          <w:rFonts w:ascii="宋体" w:hAnsi="宋体" w:eastAsia="宋体" w:cs="宋体"/>
-          <w:sz w:val="24"/>
-          <w:szCs w:val="24"/>
-        </w:rPr>
-        <w:t>shanghaifeike_tips_</w:t>
-      </w:r>
-      <w:r>
-        <w:rPr>
-          <w:rFonts w:hint="eastAsia" w:ascii="宋体" w:hAnsi="宋体" w:cs="宋体"/>
-          <w:sz w:val="24"/>
-          <w:szCs w:val="24"/>
-          <w:lang w:val="en-US" w:eastAsia="zh-CN"/>
-        </w:rPr>
-        <w:t>3</w:t>
-      </w:r>
-      <w:r>
-        <w:rPr>
-          <w:rFonts w:hint="eastAsia" w:ascii="宋体" w:hAnsi="宋体"/>
-          <w:bCs/>
-          <w:sz w:val="24"/>
-          <w:lang w:val="en-US" w:eastAsia="zh-CN"/>
-        </w:rPr>
-        <w:t>%}</w:t>
-      </w:r>
       <w:r>
         <w:rPr>
           <w:rFonts w:hint="eastAsia" w:ascii="宋体" w:hAnsi="宋体"/>
@@ -2202,58 +2105,42 @@
           <w:sz w:val="24"/>
         </w:rPr>
       </w:pPr>
-      <w:r>
-        <w:rPr>
-          <w:rFonts w:hint="eastAsia" w:ascii="宋体" w:hAnsi="宋体"/>
-          <w:bCs/>
-          <w:sz w:val="24"/>
-          <w:lang w:val="en-US" w:eastAsia="zh-CN"/>
-        </w:rPr>
-        <w:t xml:space="preserve">{% if </w:t>
-      </w:r>
-      <w:r>
-        <w:rPr>
-          <w:rFonts w:ascii="宋体" w:hAnsi="宋体" w:eastAsia="宋体" w:cs="宋体"/>
-          <w:sz w:val="24"/>
-          <w:szCs w:val="24"/>
-        </w:rPr>
-        <w:t>shanghaifeike_tips_1</w:t>
-      </w:r>
-      <w:r>
-        <w:rPr>
-          <w:rFonts w:hint="eastAsia" w:ascii="宋体" w:hAnsi="宋体"/>
-          <w:bCs/>
-          <w:sz w:val="24"/>
-          <w:lang w:val="en-US" w:eastAsia="zh-CN"/>
-        </w:rPr>
-        <w:t>%}</w:t>
-      </w:r>
-      <w:r>
-        <w:rPr>
-          <w:rFonts w:hint="eastAsia" w:ascii="宋体" w:hAnsi="宋体"/>
-          <w:bCs/>
-          <w:sz w:val="24"/>
-        </w:rPr>
-        <w:t>I类变异(具有明确临床意义的变异)：</w:t>
-      </w:r>
+      <w:bookmarkStart w:id="2" w:name="_GoBack"/>
+      <w:bookmarkEnd w:id="2"/>
     </w:p>
     <w:p>
       <w:pPr>
         <w:rPr>
-          <w:rFonts w:hint="default" w:ascii="宋体" w:hAnsi="宋体"/>
+          <w:rFonts w:hint="eastAsia" w:ascii="宋体" w:hAnsi="宋体"/>
+          <w:bCs/>
+          <w:sz w:val="24"/>
+        </w:rPr>
+      </w:pPr>
+      <w:r>
+        <w:rPr>
+          <w:rFonts w:hint="eastAsia" w:ascii="宋体" w:hAnsi="宋体"/>
           <w:bCs/>
           <w:sz w:val="24"/>
           <w:lang w:val="en-US" w:eastAsia="zh-CN"/>
         </w:rPr>
-      </w:pPr>
-      <w:r>
-        <w:rPr>
-          <w:rFonts w:hint="eastAsia" w:ascii="宋体" w:hAnsi="宋体"/>
-          <w:bCs/>
-          <w:sz w:val="24"/>
+        <w:t xml:space="preserve">{%if </w:t>
+      </w:r>
+      <w:r>
+        <w:rPr>
+          <w:rFonts w:ascii="宋体" w:hAnsi="宋体" w:eastAsia="宋体" w:cs="宋体"/>
+          <w:sz w:val="24"/>
+          <w:szCs w:val="24"/>
+        </w:rPr>
+        <w:t>shanghaifeike_tips_1</w:t>
+      </w:r>
+      <w:r>
+        <w:rPr>
+          <w:rFonts w:hint="eastAsia" w:ascii="宋体" w:hAnsi="宋体" w:cs="宋体"/>
+          <w:sz w:val="24"/>
+          <w:szCs w:val="24"/>
           <w:lang w:val="en-US" w:eastAsia="zh-CN"/>
         </w:rPr>
-        <w:t xml:space="preserve">{% for tip in </w:t>
+        <w:t xml:space="preserve"> or </w:t>
       </w:r>
       <w:r>
         <w:rPr>
@@ -2261,6 +2148,49 @@
           <w:sz w:val="24"/>
           <w:szCs w:val="24"/>
         </w:rPr>
+        <w:t>shanghaifeike_tips_</w:t>
+      </w:r>
+      <w:r>
+        <w:rPr>
+          <w:rFonts w:hint="eastAsia" w:ascii="宋体" w:hAnsi="宋体" w:cs="宋体"/>
+          <w:sz w:val="24"/>
+          <w:szCs w:val="24"/>
+          <w:lang w:val="en-US" w:eastAsia="zh-CN"/>
+        </w:rPr>
+        <w:t xml:space="preserve">2 or </w:t>
+      </w:r>
+      <w:r>
+        <w:rPr>
+          <w:rFonts w:ascii="宋体" w:hAnsi="宋体" w:eastAsia="宋体" w:cs="宋体"/>
+          <w:sz w:val="24"/>
+          <w:szCs w:val="24"/>
+        </w:rPr>
+        <w:t>shanghaifeike_tips_</w:t>
+      </w:r>
+      <w:r>
+        <w:rPr>
+          <w:rFonts w:hint="eastAsia" w:ascii="宋体" w:hAnsi="宋体" w:cs="宋体"/>
+          <w:sz w:val="24"/>
+          <w:szCs w:val="24"/>
+          <w:lang w:val="en-US" w:eastAsia="zh-CN"/>
+        </w:rPr>
+        <w:t>3</w:t>
+      </w:r>
+      <w:r>
+        <w:rPr>
+          <w:rFonts w:hint="eastAsia" w:ascii="宋体" w:hAnsi="宋体"/>
+          <w:bCs/>
+          <w:sz w:val="24"/>
+          <w:lang w:val="en-US" w:eastAsia="zh-CN"/>
+        </w:rPr>
+        <w:t xml:space="preserve">%}{% if </w:t>
+      </w:r>
+      <w:r>
+        <w:rPr>
+          <w:rFonts w:ascii="宋体" w:hAnsi="宋体" w:eastAsia="宋体" w:cs="宋体"/>
+          <w:sz w:val="24"/>
+          <w:szCs w:val="24"/>
+        </w:rPr>
         <w:t>shanghaifeike_tips_1</w:t>
       </w:r>
       <w:r>
@@ -2270,7 +2200,15 @@
           <w:sz w:val="24"/>
           <w:lang w:val="en-US" w:eastAsia="zh-CN"/>
         </w:rPr>
-        <w:t>%}{{tip}}</w:t>
+        <w:t>%}</w:t>
+      </w:r>
+      <w:r>
+        <w:rPr>
+          <w:rFonts w:hint="eastAsia" w:ascii="宋体" w:hAnsi="宋体"/>
+          <w:bCs/>
+          <w:sz w:val="24"/>
+        </w:rPr>
+        <w:t>I类变异(具有明确临床意义的变异)：</w:t>
       </w:r>
     </w:p>
     <w:p>
@@ -2279,7 +2217,7 @@
           <w:rFonts w:hint="default" w:ascii="宋体" w:hAnsi="宋体"/>
           <w:bCs/>
           <w:sz w:val="24"/>
-          <w:lang w:val="en-US"/>
+          <w:lang w:val="en-US" w:eastAsia="zh-CN"/>
         </w:rPr>
       </w:pPr>
       <w:r>
@@ -2289,7 +2227,24 @@
           <w:sz w:val="24"/>
           <w:lang w:val="en-US" w:eastAsia="zh-CN"/>
         </w:rPr>
-        <w:t>{%endfor%}{%endif %}</w:t>
+        <w:t xml:space="preserve">{% for tip in </w:t>
+      </w:r>
+      <w:r>
+        <w:rPr>
+          <w:rFonts w:ascii="宋体" w:hAnsi="宋体" w:eastAsia="宋体" w:cs="宋体"/>
+          <w:sz w:val="24"/>
+          <w:szCs w:val="24"/>
+        </w:rPr>
+        <w:t>shanghaifeike_tips_1</w:t>
+      </w:r>
+      <w:r>
+        <w:rPr>
+          <w:rFonts w:hint="eastAsia" w:ascii="宋体" w:hAnsi="宋体"/>
+          <w:bCs/>
+          <w:sz w:val="24"/>
+          <w:lang w:val="en-US" w:eastAsia="zh-CN"/>
+        </w:rPr>
+        <w:t>%}{{tip}}</w:t>
       </w:r>
     </w:p>
     <w:p>
@@ -2307,7 +2262,7 @@
           <w:sz w:val="24"/>
           <w:lang w:val="en-US" w:eastAsia="zh-CN"/>
         </w:rPr>
-        <w:t xml:space="preserve">{% if </w:t>
+        <w:t xml:space="preserve">{%endfor%}{%endif %}{% if </w:t>
       </w:r>
       <w:r>
         <w:rPr>
@@ -2405,13 +2360,39 @@
           <w:sz w:val="24"/>
           <w:lang w:val="en-US" w:eastAsia="zh-CN"/>
         </w:rPr>
-        <w:t>{%endfor%}{% endif %}</w:t>
+        <w:t xml:space="preserve">{%endfor%}{% endif %}{% if </w:t>
+      </w:r>
+      <w:r>
+        <w:rPr>
+          <w:rFonts w:ascii="宋体" w:hAnsi="宋体" w:eastAsia="宋体" w:cs="宋体"/>
+          <w:sz w:val="24"/>
+          <w:szCs w:val="24"/>
+        </w:rPr>
+        <w:t>shanghaifeike_tips_</w:t>
+      </w:r>
+      <w:r>
+        <w:rPr>
+          <w:rFonts w:hint="eastAsia" w:ascii="宋体" w:hAnsi="宋体" w:cs="宋体"/>
+          <w:sz w:val="24"/>
+          <w:szCs w:val="24"/>
+          <w:lang w:val="en-US" w:eastAsia="zh-CN"/>
+        </w:rPr>
+        <w:t>3</w:t>
+      </w:r>
+      <w:r>
+        <w:rPr>
+          <w:rFonts w:hint="eastAsia" w:ascii="宋体" w:hAnsi="宋体"/>
+          <w:bCs/>
+          <w:sz w:val="24"/>
+          <w:lang w:val="en-US" w:eastAsia="zh-CN"/>
+        </w:rPr>
+        <w:t>%}III类变异(临床意义不明确的变异)：</w:t>
       </w:r>
     </w:p>
     <w:p>
       <w:pPr>
         <w:rPr>
-          <w:rFonts w:hint="eastAsia" w:ascii="宋体" w:hAnsi="宋体"/>
+          <w:rFonts w:hint="default" w:ascii="宋体" w:hAnsi="宋体"/>
           <w:bCs/>
           <w:sz w:val="24"/>
           <w:lang w:val="en-US" w:eastAsia="zh-CN"/>
@@ -2424,7 +2405,7 @@
           <w:sz w:val="24"/>
           <w:lang w:val="en-US" w:eastAsia="zh-CN"/>
         </w:rPr>
-        <w:t xml:space="preserve">{% if </w:t>
+        <w:t xml:space="preserve">{% for tip in </w:t>
       </w:r>
       <w:r>
         <w:rPr>
@@ -2450,13 +2431,13 @@
           <w:sz w:val="24"/>
           <w:lang w:val="en-US" w:eastAsia="zh-CN"/>
         </w:rPr>
-        <w:t>%}III类变异(临床意义不明确的变异)：</w:t>
+        <w:t>%}{{tip}}</w:t>
       </w:r>
     </w:p>
     <w:p>
       <w:pPr>
         <w:rPr>
-          <w:rFonts w:hint="default" w:ascii="宋体" w:hAnsi="宋体"/>
+          <w:rFonts w:hint="default" w:ascii="宋体" w:hAnsi="宋体" w:eastAsia="宋体"/>
           <w:bCs/>
           <w:sz w:val="24"/>
           <w:lang w:val="en-US" w:eastAsia="zh-CN"/>
@@ -2469,39 +2450,13 @@
           <w:sz w:val="24"/>
           <w:lang w:val="en-US" w:eastAsia="zh-CN"/>
         </w:rPr>
-        <w:t xml:space="preserve">{% for tip in </w:t>
-      </w:r>
-      <w:r>
-        <w:rPr>
-          <w:rFonts w:ascii="宋体" w:hAnsi="宋体" w:eastAsia="宋体" w:cs="宋体"/>
-          <w:sz w:val="24"/>
-          <w:szCs w:val="24"/>
-        </w:rPr>
-        <w:t>shanghaifeike_tips_</w:t>
-      </w:r>
-      <w:r>
-        <w:rPr>
-          <w:rFonts w:hint="eastAsia" w:ascii="宋体" w:hAnsi="宋体" w:cs="宋体"/>
-          <w:sz w:val="24"/>
-          <w:szCs w:val="24"/>
-          <w:lang w:val="en-US" w:eastAsia="zh-CN"/>
-        </w:rPr>
-        <w:t>3</w:t>
-      </w:r>
-      <w:r>
-        <w:rPr>
-          <w:rFonts w:hint="eastAsia" w:ascii="宋体" w:hAnsi="宋体"/>
-          <w:bCs/>
-          <w:sz w:val="24"/>
-          <w:lang w:val="en-US" w:eastAsia="zh-CN"/>
-        </w:rPr>
-        <w:t>%}{{tip}}</w:t>
+        <w:t>{%endfor%}{% endif %}</w:t>
       </w:r>
     </w:p>
     <w:p>
       <w:pPr>
         <w:rPr>
-          <w:rFonts w:hint="default" w:ascii="宋体" w:hAnsi="宋体" w:eastAsia="宋体"/>
+          <w:rFonts w:hint="default" w:ascii="宋体" w:hAnsi="宋体"/>
           <w:bCs/>
           <w:sz w:val="24"/>
           <w:lang w:val="en-US" w:eastAsia="zh-CN"/>
@@ -2512,65 +2467,17 @@
           <w:rFonts w:hint="eastAsia" w:ascii="宋体" w:hAnsi="宋体"/>
           <w:bCs/>
           <w:sz w:val="24"/>
+        </w:rPr>
+        <w:t>其余基因为野生型。</w:t>
+      </w:r>
+      <w:r>
+        <w:rPr>
+          <w:rFonts w:hint="eastAsia" w:ascii="宋体" w:hAnsi="宋体"/>
+          <w:bCs/>
+          <w:sz w:val="24"/>
           <w:lang w:val="en-US" w:eastAsia="zh-CN"/>
         </w:rPr>
-        <w:t>{%endfor%}{% endif %}</w:t>
-      </w:r>
-    </w:p>
-    <w:p>
-      <w:pPr>
-        <w:rPr>
-          <w:rFonts w:hint="eastAsia" w:ascii="宋体" w:hAnsi="宋体"/>
-          <w:bCs/>
-          <w:sz w:val="24"/>
-          <w:lang w:val="en-US" w:eastAsia="zh-CN"/>
-        </w:rPr>
-      </w:pPr>
-    </w:p>
-    <w:p>
-      <w:pPr>
-        <w:rPr>
-          <w:rFonts w:hint="eastAsia" w:ascii="宋体" w:hAnsi="宋体"/>
-          <w:bCs/>
-          <w:sz w:val="24"/>
-          <w:lang w:val="en-US" w:eastAsia="zh-CN"/>
-        </w:rPr>
-      </w:pPr>
-      <w:r>
-        <w:rPr>
-          <w:rFonts w:hint="eastAsia" w:ascii="宋体" w:hAnsi="宋体"/>
-          <w:bCs/>
-          <w:sz w:val="24"/>
-        </w:rPr>
-        <w:t>其余基因为野生型。</w:t>
-      </w:r>
-      <w:r>
-        <w:rPr>
-          <w:rFonts w:hint="eastAsia" w:ascii="宋体" w:hAnsi="宋体"/>
-          <w:bCs/>
-          <w:sz w:val="24"/>
-          <w:lang w:val="en-US" w:eastAsia="zh-CN"/>
-        </w:rPr>
-        <w:t>{% else %}</w:t>
-      </w:r>
-    </w:p>
-    <w:p>
-      <w:pPr>
-        <w:rPr>
-          <w:rFonts w:hint="default" w:ascii="宋体" w:hAnsi="宋体"/>
-          <w:bCs/>
-          <w:sz w:val="24"/>
-          <w:lang w:val="en-US" w:eastAsia="zh-CN"/>
-        </w:rPr>
-      </w:pPr>
-      <w:r>
-        <w:rPr>
-          <w:rFonts w:hint="eastAsia" w:ascii="宋体" w:hAnsi="宋体"/>
-          <w:bCs/>
-          <w:sz w:val="24"/>
-          <w:lang w:val="en-US" w:eastAsia="zh-CN"/>
-        </w:rPr>
-        <w:t>未检出基因变异。{% endif %}</w:t>
+        <w:t>{% else %}结果为野生型，未检测到I、II、III类变异。{% endif %}</w:t>
       </w:r>
     </w:p>
     <w:p>

--- a/WebContent/docx/肺癌60基因报告-上海肺科.docx
+++ b/WebContent/docx/肺癌60基因报告-上海肺科.docx
@@ -222,7 +222,9 @@
           <w:p>
             <w:pPr>
               <w:rPr>
-                <w:sz w:val="24"/>
+                <w:rFonts w:hint="default" w:eastAsia="宋体"/>
+                <w:sz w:val="24"/>
+                <w:lang w:val="en-US" w:eastAsia="zh-CN"/>
               </w:rPr>
             </w:pPr>
             <w:r>
@@ -235,6 +237,26 @@
             </w:r>
             <w:bookmarkStart w:id="0" w:name="_Hlk72935548"/>
             <w:bookmarkEnd w:id="0"/>
+            <w:r>
+              <w:rPr>
+                <w:rFonts w:hint="eastAsia" w:ascii="宋体" w:hAnsi="宋体"/>
+                <w:b/>
+                <w:sz w:val="24"/>
+                <w:lang w:val="en-US" w:eastAsia="zh-CN"/>
+              </w:rPr>
+              <w:t>{{shanghaifeike_id</w:t>
+            </w:r>
+            <w:bookmarkStart w:id="2" w:name="_GoBack"/>
+            <w:bookmarkEnd w:id="2"/>
+            <w:r>
+              <w:rPr>
+                <w:rFonts w:hint="eastAsia" w:ascii="宋体" w:hAnsi="宋体"/>
+                <w:b/>
+                <w:sz w:val="24"/>
+                <w:lang w:val="en-US" w:eastAsia="zh-CN"/>
+              </w:rPr>
+              <w:t>}}</w:t>
+            </w:r>
           </w:p>
         </w:tc>
       </w:tr>
@@ -1041,6 +1063,12 @@
             <w:insideH w:val="single" w:color="auto" w:sz="4" w:space="0"/>
             <w:insideV w:val="single" w:color="auto" w:sz="4" w:space="0"/>
           </w:tblBorders>
+          <w:tblCellMar>
+            <w:top w:w="0" w:type="dxa"/>
+            <w:left w:w="108" w:type="dxa"/>
+            <w:bottom w:w="0" w:type="dxa"/>
+            <w:right w:w="108" w:type="dxa"/>
+          </w:tblCellMar>
         </w:tblPrEx>
         <w:trPr>
           <w:trHeight w:val="709" w:hRule="atLeast"/>
@@ -2105,8 +2133,6 @@
           <w:sz w:val="24"/>
         </w:rPr>
       </w:pPr>
-      <w:bookmarkStart w:id="2" w:name="_GoBack"/>
-      <w:bookmarkEnd w:id="2"/>
     </w:p>
     <w:p>
       <w:pPr>
